--- a/docs/companion/Chapter9/Word/How_the_Brain_Learns_Chapter_9_Student_Notes_and_Labs.docx
+++ b/docs/companion/Chapter9/Word/How_the_Brain_Learns_Chapter_9_Student_Notes_and_Labs.docx
@@ -1962,7 +1962,7 @@
         <w:pStyle w:val="Compact"/>
       </w:pPr>
       <w:r>
-        <w:t xml:space="preserve">Find the smallest amount of training after which the habit alone outweighs the alternative. (Check: six presses, where 0.6 × H = 0.53; at five it is 0.50, a tie.)</w:t>
+        <w:t xml:space="preserve">Find the smallest amount of training after which the habit alone outweighs the alternative. (Check: six presses, where 0.6 × H = 0.53; at five it is 0.499, just short of 0.5, so R still narrowly wins.)</w:t>
       </w:r>
     </w:p>
     <w:p>
